--- a/companies/calderwood-partners/Engagements/Hughes Group/2016.03.01 - Kickoff Memo - Sales Effectiveness.docx
+++ b/companies/calderwood-partners/Engagements/Hughes Group/2016.03.01 - Kickoff Memo - Sales Effectiveness.docx
@@ -8,118 +8,32 @@
         <w:br/>
         <w:t>From: Nicole Griffin</w:t>
         <w:br/>
-        <w:t>Re: Hughes Group sales effectiveness, kickoff and assignments</w:t>
+        <w:t>Re: Kickoff of the sales effectiveness review for Hughes Group</w:t>
       </w:r>
     </w:p>
     <w:p>
       <w:r>
-        <w:t>The letter is signed and we begin on February 27, 2016. The job for Hughes Group is to find where the sales organization is losing revenue it should be keeping, and to hand the company a set of changes it can make and a plan to make them. It runs about five months and ends in a written set of recommendations with the analysis behind each one. We bring the client a status report at the midpoint and the recommendations at the end; between those, the working sessions carry the findings as they firm up. Our client contact is Linda Gallegos, the Chief Financial Officer; everything that goes to the client goes through her office, and none of us asks her sales managers for anything without her knowing first. This memo sets the lines of work and who owns each one, so we are not doubling up in the first weeks.</w:t>
-      </w:r>
-    </w:p>
-    <w:p>
-      <w:pPr>
-        <w:pStyle w:val="Heading2"/>
-      </w:pPr>
-      <w:r>
-        <w:t>The Analysis, in Five Parts</w:t>
-      </w:r>
-    </w:p>
-    <w:p>
-      <w:pPr>
-        <w:pStyle w:val="ListBullet"/>
-      </w:pPr>
-      <w:r>
-        <w:t>Performance baseline. Matthew Parrish pulls the bookings, pipeline, and win-loss records for the last several years and builds the picture of productivity by representative, win rate by stage, and the discounting behind booked revenue. Every figure carries its source, because the baseline has to survive a manager who wants to check his own number.</w:t>
-      </w:r>
-    </w:p>
-    <w:p>
-      <w:pPr>
-        <w:pStyle w:val="ListBullet"/>
-      </w:pPr>
-      <w:r>
-        <w:t>Coverage and segment read. Where the selling effort goes, set against where the revenue and the open opportunity sit. We cut the accounts and segments by size and by growth and lay the current coverage over them, so the gap between where the sellers spend their time and where the money is becomes a map and not an assertion. This is where we expect the first gap, and Jason Torres is leading it.</w:t>
-      </w:r>
-    </w:p>
-    <w:p>
-      <w:pPr>
-        <w:pStyle w:val="ListBullet"/>
-      </w:pPr>
-      <w:r>
-        <w:t>Pipeline and sales process. How a deal moves from first contact to close, where it stalls, and what the process asks of a representative that the numbers say is not happening. We time each stage and count what falls out at each one, so the report can name where the pipeline leaks and by roughly how much.</w:t>
-      </w:r>
-    </w:p>
-    <w:p>
-      <w:pPr>
-        <w:pStyle w:val="ListBullet"/>
-      </w:pPr>
-      <w:r>
-        <w:t>Field interviews. A sample of the sales managers and the representatives. The records show which deals were lost; they do not show why, and the field does. I am scheduling these through Linda Gallegos.</w:t>
-      </w:r>
-    </w:p>
-    <w:p>
-      <w:pPr>
-        <w:pStyle w:val="ListBullet"/>
-      </w:pPr>
-      <w:r>
-        <w:t>Requests and tracking. I own the information-request list and the log of what is outstanding on the client's side, so that nothing we need sits waiting without one of us knowing it is late.</w:t>
-      </w:r>
-    </w:p>
-    <w:p>
-      <w:pPr>
-        <w:pStyle w:val="Heading2"/>
-      </w:pPr>
-      <w:r>
-        <w:t>Ground Rules with the Client</w:t>
+        <w:t>This memo records how we begin the sales effectiveness review for Hughes Group, now that the engagement has opened on February 27, 2016, so that the three of us start from the same understanding of what the first weeks are for. The aim of these opening weeks is deliberately narrow: to assemble a clean, sourced picture of how the client's sales organization is built and how it performs, and to form no judgment yet about what should change. Nothing we produce in this phase is a recommendation; it is the ground the later analysis will stand on, and it needs to be firm before anything is built on it.</w:t>
       </w:r>
     </w:p>
     <w:p>
       <w:r>
-        <w:t>A few things while we set up. The company's commercial data stays inside the team. When a manager on the client side asks one of us for something in passing, we log it and come back to it; we do not start it on the spot. Requests to Hughes Group people go through Linda Gallegos, so we are not making the same ask twice through different doors. A figure that is not yet sourced stays out of anything that leaves the room, exhibit or sentence.</w:t>
-      </w:r>
-    </w:p>
-    <w:p>
-      <w:pPr>
-        <w:pStyle w:val="Heading2"/>
-      </w:pPr>
-      <w:r>
-        <w:t>Where We Start This Week</w:t>
-      </w:r>
-    </w:p>
-    <w:p>
-      <w:pPr>
-        <w:pStyle w:val="ListBullet"/>
-      </w:pPr>
-      <w:r>
-        <w:t>I draft the information request, itemized and with definitions attached, and circulate it to both of you for comment before it goes to Linda Gallegos.</w:t>
-      </w:r>
-    </w:p>
-    <w:p>
-      <w:pPr>
-        <w:pStyle w:val="ListBullet"/>
-      </w:pPr>
-      <w:r>
-        <w:t>Matthew Parrish sets up the data folder and the exhibit shells, so we file as we go instead of assembling the appendix at the end.</w:t>
-      </w:r>
-    </w:p>
-    <w:p>
-      <w:pPr>
-        <w:pStyle w:val="ListBullet"/>
-      </w:pPr>
-      <w:r>
-        <w:t>Jason Torres marks the accounts and segments he wants cut first, so the baseline is built to answer the coverage question and not rebuilt to it afterward.</w:t>
-      </w:r>
-    </w:p>
-    <w:p>
-      <w:pPr>
-        <w:pStyle w:val="ListBullet"/>
-      </w:pPr>
-      <w:r>
-        <w:t>I open the outstanding-items log, and we walk it together at the close of each week, marking what is late and who is chasing it.</w:t>
+        <w:t>The work of these weeks divides along four lines, and I have set them in the order we expect to need them. The first is the structure of the sales force itself: how the organization is arranged, how its territories and accounts are assigned, and where responsibility for a given customer actually sits, drawn from the client's own records rather than from anyone's recollection of them. The second is commercial discipline, meaning the way price and discount are set, approved, and held, which we will reconstruct from the transaction record so that we reason from what was actually charged and not from the policy that was meant to govern it. The third is the pipeline, from a first contact through to a closed order, where we want to establish how opportunities enter, how far they progress, and where they are lost, so that later we can say with some confidence where the organization leaks. The fourth is the incentive design, which we will read against the first three to see whether the salespeople are in fact rewarded for winning the business the client most wants won.</w:t>
       </w:r>
     </w:p>
     <w:p>
       <w:r>
-        <w:t>Send me anything for the request list by the end of the week. If a line of work above is cut wrong, tell me this week, while nothing downstream has been built on it.</w:t>
+        <w:t>Jason Torres carries the relationship with the client and will be our single channel to Linda Gallegos, the Chief Financial Officer who is our sponsor there; every request for records or access should route through him, and should be set in the context of a sentence or two explaining why we are asking, so that Hughes Group hears one voice from us and understands the reason behind each ask. Matthew Parrish will take the outside benchmarking, assembling the comparable organizations against which we will measure the client's sales performance, and he will hold each comparison until he is satisfied it was built on a like basis. I will keep the source library in order, so that no document is pulled twice and every figure we later show can be traced to the record it came from.</w:t>
+      </w:r>
+    </w:p>
+    <w:p>
+      <w:r>
+        <w:t>One dependency is worth naming at the outset. The quality of this phase turns almost entirely on the completeness of the client's own records, and the transaction and pipeline data in particular tend to arrive in pieces and in formats that need reconciling before they can be trusted; where a record is partial or a field is missing, we should mark it as such on the working exhibit rather than fill the gap with an assumption, and flag it to me the moment it looks material to a later conclusion.</w:t>
+      </w:r>
+    </w:p>
+    <w:p>
+      <w:r>
+        <w:t>The first concrete step is the consolidated request for records. Matthew Parrish and I will draft it between us by the end of next week and bring it to Jason Torres to review before it goes to Linda Gallegos, so that we ask the client once, in an ordered way, rather than piecemeal as each need occurs to us. Once that request is in hand we can begin the structural reading in earnest, and I would suggest we hold a short standing check-in each week so that anything blocked surfaces early rather than at a review.</w:t>
       </w:r>
     </w:p>
     <w:sectPr>
